--- a/dist/exports/kcet-center-of-mass_revision_notes.docx
+++ b/dist/exports/kcet-center-of-mass_revision_notes.docx
@@ -164,10 +164,10 @@
             <w:r>
               <w:rPr>
                 <w:b/>
-                <w:color w:val="2B6CB0"/>
+                <w:color w:val="718096"/>
                 <w:sz w:val="19"/>
               </w:rPr>
-              <w:t>High</w:t>
+              <w:t>Moderate</w:t>
             </w:r>
           </w:p>
         </w:tc>
@@ -189,7 +189,7 @@
                 <w:color w:val="2D3748"/>
                 <w:sz w:val="19"/>
               </w:rPr>
-              <w:t>Kcet Center Of Mass - Core Application</w:t>
+              <w:t>Center of Mass Calculation &amp; Cut-out Sections</w:t>
             </w:r>
           </w:p>
         </w:tc>
@@ -209,7 +209,7 @@
               <w:rPr>
                 <w:sz w:val="19"/>
               </w:rPr>
-              <w:t>8 PYQs</w:t>
+              <w:t>5 PYQs</w:t>
             </w:r>
           </w:p>
         </w:tc>
@@ -230,7 +230,94 @@
                 <w:color w:val="718096"/>
                 <w:sz w:val="19"/>
               </w:rPr>
-              <w:t>General Concept</w:t>
+              <w:t>Center of Mass</w:t>
+            </w:r>
+          </w:p>
+        </w:tc>
+      </w:tr>
+      <w:tr>
+        <w:tc>
+          <w:tcPr>
+            <w:tcW w:type="dxa" w:w="2160"/>
+            <w:shd w:fill="FFFFFF"/>
+            <w:tcMar>
+              <w:top w:w="80" w:type="dxa"/>
+              <w:bottom w:w="80" w:type="dxa"/>
+              <w:left w:w="150" w:type="dxa"/>
+              <w:right w:w="150" w:type="dxa"/>
+            </w:tcMar>
+          </w:tcPr>
+          <w:p>
+            <w:r>
+              <w:rPr>
+                <w:b/>
+                <w:color w:val="718096"/>
+                <w:sz w:val="19"/>
+              </w:rPr>
+              <w:t>Moderate</w:t>
+            </w:r>
+          </w:p>
+        </w:tc>
+        <w:tc>
+          <w:tcPr>
+            <w:tcW w:type="dxa" w:w="4320"/>
+            <w:shd w:fill="FFFFFF"/>
+            <w:tcMar>
+              <w:top w:w="80" w:type="dxa"/>
+              <w:bottom w:w="80" w:type="dxa"/>
+              <w:left w:w="150" w:type="dxa"/>
+              <w:right w:w="150" w:type="dxa"/>
+            </w:tcMar>
+          </w:tcPr>
+          <w:p>
+            <w:r>
+              <w:rPr>
+                <w:b/>
+                <w:color w:val="2D3748"/>
+                <w:sz w:val="19"/>
+              </w:rPr>
+              <w:t>Conservation of Linear Momentum &amp; Explosion</w:t>
+            </w:r>
+          </w:p>
+        </w:tc>
+        <w:tc>
+          <w:tcPr>
+            <w:tcW w:type="dxa" w:w="1728"/>
+            <w:shd w:fill="FFFFFF"/>
+            <w:tcMar>
+              <w:top w:w="80" w:type="dxa"/>
+              <w:bottom w:w="80" w:type="dxa"/>
+              <w:left w:w="150" w:type="dxa"/>
+              <w:right w:w="150" w:type="dxa"/>
+            </w:tcMar>
+          </w:tcPr>
+          <w:p>
+            <w:r>
+              <w:rPr>
+                <w:sz w:val="19"/>
+              </w:rPr>
+              <w:t>4 PYQs</w:t>
+            </w:r>
+          </w:p>
+        </w:tc>
+        <w:tc>
+          <w:tcPr>
+            <w:tcW w:type="dxa" w:w="1872"/>
+            <w:shd w:fill="FFFFFF"/>
+            <w:tcMar>
+              <w:top w:w="80" w:type="dxa"/>
+              <w:bottom w:w="80" w:type="dxa"/>
+              <w:left w:w="150" w:type="dxa"/>
+              <w:right w:w="150" w:type="dxa"/>
+            </w:tcMar>
+          </w:tcPr>
+          <w:p>
+            <w:r>
+              <w:rPr>
+                <w:color w:val="718096"/>
+                <w:sz w:val="19"/>
+              </w:rPr>
+              <w:t>Momentum</w:t>
             </w:r>
           </w:p>
         </w:tc>
@@ -311,6 +398,98 @@
           </w:p>
         </w:tc>
       </w:tr>
+      <w:tr>
+        <w:tc>
+          <w:tcPr>
+            <w:tcW w:type="dxa" w:w="3600"/>
+            <w:shd w:fill="F7FAFC"/>
+            <w:tcMar>
+              <w:top w:w="100" w:type="dxa"/>
+              <w:bottom w:w="100" w:type="dxa"/>
+              <w:left w:w="150" w:type="dxa"/>
+              <w:right w:w="150" w:type="dxa"/>
+            </w:tcMar>
+          </w:tcPr>
+          <w:p>
+            <w:r>
+              <w:rPr>
+                <w:b/>
+                <w:color w:val="1A365D"/>
+                <w:sz w:val="19"/>
+              </w:rPr>
+              <w:t>Center of Mass Calculation &amp; Cut-out Sections</w:t>
+            </w:r>
+          </w:p>
+        </w:tc>
+        <w:tc>
+          <w:tcPr>
+            <w:tcW w:type="dxa" w:w="6480"/>
+            <w:shd w:fill="F7FAFC"/>
+            <w:tcMar>
+              <w:top w:w="100" w:type="dxa"/>
+              <w:bottom w:w="100" w:type="dxa"/>
+              <w:left w:w="150" w:type="dxa"/>
+              <w:right w:w="150" w:type="dxa"/>
+            </w:tcMar>
+          </w:tcPr>
+          <w:p>
+            <w:r>
+              <w:rPr>
+                <w:rFonts w:ascii="Cambria Math" w:hAnsi="Cambria Math"/>
+                <w:color w:val="2D3748"/>
+                <w:sz w:val="19"/>
+              </w:rPr>
+              <w:t>\vec{r}_{\text{cm}} = \frac{\Sigma m_i \vec{r}_i}{\Sigma m_i}, \quad \vec{r}_{\text{remaining}} = \frac{M\vec{r}_0 - m\vec{r}_{\text{removed}}}{M - m}</w:t>
+            </w:r>
+          </w:p>
+        </w:tc>
+      </w:tr>
+      <w:tr>
+        <w:tc>
+          <w:tcPr>
+            <w:tcW w:type="dxa" w:w="3600"/>
+            <w:shd w:fill="FFFFFF"/>
+            <w:tcMar>
+              <w:top w:w="100" w:type="dxa"/>
+              <w:bottom w:w="100" w:type="dxa"/>
+              <w:left w:w="150" w:type="dxa"/>
+              <w:right w:w="150" w:type="dxa"/>
+            </w:tcMar>
+          </w:tcPr>
+          <w:p>
+            <w:r>
+              <w:rPr>
+                <w:b/>
+                <w:color w:val="1A365D"/>
+                <w:sz w:val="19"/>
+              </w:rPr>
+              <w:t>Conservation of Linear Momentum &amp; Explosion</w:t>
+            </w:r>
+          </w:p>
+        </w:tc>
+        <w:tc>
+          <w:tcPr>
+            <w:tcW w:type="dxa" w:w="6480"/>
+            <w:shd w:fill="FFFFFF"/>
+            <w:tcMar>
+              <w:top w:w="100" w:type="dxa"/>
+              <w:bottom w:w="100" w:type="dxa"/>
+              <w:left w:w="150" w:type="dxa"/>
+              <w:right w:w="150" w:type="dxa"/>
+            </w:tcMar>
+          </w:tcPr>
+          <w:p>
+            <w:r>
+              <w:rPr>
+                <w:rFonts w:ascii="Cambria Math" w:hAnsi="Cambria Math"/>
+                <w:color w:val="2D3748"/>
+                <w:sz w:val="19"/>
+              </w:rPr>
+              <w:t>\vec{F}_{\text{ext}} = M\vec{a}_{\text{cm}}, \quad \text{If } \vec{F}_{\text{ext}} = 0 \implies \vec{v}_{\text{cm}} = \text{const}, \quad \Sigma m_i \vec{v}_i = \text{const}</w:t>
+            </w:r>
+          </w:p>
+        </w:tc>
+      </w:tr>
     </w:tbl>
     <w:p>
       <w:pPr>
@@ -338,7 +517,7 @@
           <w:color w:val="2B6CB0"/>
           <w:sz w:val="24"/>
         </w:rPr>
-        <w:t>3.1 Kcet Center Of Mass - Core Application (High Yield — 8 PYQs)</w:t>
+        <w:t>3.1 Center of Mass Calculation &amp; Cut-out Sections (Moderate Yield — 5 PYQs)</w:t>
       </w:r>
     </w:p>
     <w:p>
@@ -353,7 +532,7 @@
         <w:rPr>
           <w:sz w:val="20"/>
         </w:rPr>
-        <w:t>Key problem pattern in Kcet Center Of Mass.</w:t>
+        <w:t>Discrete and continuous center of mass coordinates, and negative mass method for cavity problems.</w:t>
       </w:r>
     </w:p>
     <w:tbl>
@@ -391,7 +570,7 @@
                 <w:color w:val="2D3748"/>
                 <w:sz w:val="19"/>
               </w:rPr>
-              <w:t>Watch for algebraic and sign errors.</w:t>
+              <w:t>Hemisphere CM is at 3R/8 from center, whereas hemispherical shell CM is at R/2.</w:t>
             </w:r>
           </w:p>
         </w:tc>
@@ -432,7 +611,215 @@
                 <w:color w:val="2D3748"/>
                 <w:sz w:val="19"/>
               </w:rPr>
-              <w:t>Verify dimensions and boundary conditions.</w:t>
+              <w:t>Treat a removed cavity as negative mass at the cavity's geometric center: X_(new) = (A_1 x_1 - A_2 x_2 / A_1 - A_2).</w:t>
+            </w:r>
+          </w:p>
+        </w:tc>
+      </w:tr>
+    </w:tbl>
+    <w:p>
+      <w:pPr>
+        <w:spacing w:before="120" w:after="40"/>
+      </w:pPr>
+      <w:r>
+        <w:rPr>
+          <w:b/>
+          <w:color w:val="1A365D"/>
+          <w:sz w:val="19"/>
+        </w:rPr>
+        <w:t>Source PYQs testing this concept:</w:t>
+      </w:r>
+    </w:p>
+    <w:p>
+      <w:pPr>
+        <w:pStyle w:val="ListBullet"/>
+        <w:spacing w:after="40"/>
+      </w:pPr>
+      <w:r>
+        <w:rPr>
+          <w:b/>
+          <w:sz w:val="18"/>
+        </w:rPr>
+        <w:t xml:space="preserve">[2025 Shift] Q#2 (MCQ): </w:t>
+      </w:r>
+      <w:r>
+        <w:rPr>
+          <w:sz w:val="18"/>
+        </w:rPr>
+        <w:t xml:space="preserve">"Three particles of mass 1kg,2kg and 3 kg are placed at the vertices A, B and C respectively of an equilateral triangle ABC of side 1 m . T..."  </w:t>
+      </w:r>
+      <w:r>
+        <w:rPr>
+          <w:b/>
+          <w:color w:val="2B6CB0"/>
+          <w:sz w:val="18"/>
+        </w:rPr>
+        <w:t>[Ans: N/A]</w:t>
+      </w:r>
+    </w:p>
+    <w:p>
+      <w:pPr>
+        <w:pStyle w:val="ListBullet"/>
+        <w:spacing w:after="40"/>
+      </w:pPr>
+      <w:r>
+        <w:rPr>
+          <w:b/>
+          <w:sz w:val="18"/>
+        </w:rPr>
+        <w:t xml:space="preserve">[2022 Shift] Q#3 (MCQ): </w:t>
+      </w:r>
+      <w:r>
+        <w:rPr>
+          <w:sz w:val="18"/>
+        </w:rPr>
+        <w:t xml:space="preserve">"The centre of mass of an extended body on the surface of the earth and its centre of gravity..."  </w:t>
+      </w:r>
+      <w:r>
+        <w:rPr>
+          <w:b/>
+          <w:color w:val="2B6CB0"/>
+          <w:sz w:val="18"/>
+        </w:rPr>
+        <w:t>[Ans: C]</w:t>
+      </w:r>
+    </w:p>
+    <w:p>
+      <w:pPr>
+        <w:pStyle w:val="ListBullet"/>
+        <w:spacing w:after="40"/>
+      </w:pPr>
+      <w:r>
+        <w:rPr>
+          <w:b/>
+          <w:sz w:val="18"/>
+        </w:rPr>
+        <w:t xml:space="preserve">[2019 Shift] Q#2 (MCQ): </w:t>
+      </w:r>
+      <w:r>
+        <w:rPr>
+          <w:sz w:val="18"/>
+        </w:rPr>
+        <w:t xml:space="preserve">"During inelastic collision between two objects, which of the following quantity always remains conserved?..."  </w:t>
+      </w:r>
+      <w:r>
+        <w:rPr>
+          <w:b/>
+          <w:color w:val="2B6CB0"/>
+          <w:sz w:val="18"/>
+        </w:rPr>
+        <w:t>[Ans: N/A]</w:t>
+      </w:r>
+    </w:p>
+    <w:p>
+      <w:pPr>
+        <w:spacing w:after="120"/>
+      </w:pPr>
+    </w:p>
+    <w:p>
+      <w:pPr>
+        <w:pStyle w:val="Heading2"/>
+      </w:pPr>
+      <w:r>
+        <w:rPr>
+          <w:color w:val="2B6CB0"/>
+          <w:sz w:val="24"/>
+        </w:rPr>
+        <w:t>3.2 Conservation of Linear Momentum &amp; Explosion (Moderate Yield — 4 PYQs)</w:t>
+      </w:r>
+    </w:p>
+    <w:p>
+      <w:r>
+        <w:rPr>
+          <w:b/>
+          <w:sz w:val="20"/>
+        </w:rPr>
+        <w:t xml:space="preserve">Core Principle: </w:t>
+      </w:r>
+      <w:r>
+        <w:rPr>
+          <w:sz w:val="20"/>
+        </w:rPr>
+        <w:t>Motion of center of mass under zero net external force and explosive fragmentation trajectories.</w:t>
+      </w:r>
+    </w:p>
+    <w:tbl>
+      <w:tblPr>
+        <w:tblW w:type="auto" w:w="0"/>
+        <w:jc w:val="center"/>
+        <w:tblLook w:firstColumn="1" w:firstRow="1" w:lastColumn="0" w:lastRow="0" w:noHBand="0" w:noVBand="1" w:val="04A0"/>
+      </w:tblPr>
+      <w:tblGrid>
+        <w:gridCol w:w="10080"/>
+      </w:tblGrid>
+      <w:tr>
+        <w:tc>
+          <w:tcPr>
+            <w:tcW w:type="dxa" w:w="10080"/>
+            <w:shd w:fill="FFF5F5"/>
+            <w:tcMar>
+              <w:top w:w="100" w:type="dxa"/>
+              <w:bottom w:w="100" w:type="dxa"/>
+              <w:left w:w="150" w:type="dxa"/>
+              <w:right w:w="150" w:type="dxa"/>
+            </w:tcMar>
+          </w:tcPr>
+          <w:p>
+            <w:r>
+              <w:rPr>
+                <w:b/>
+                <w:color w:val="C53030"/>
+                <w:sz w:val="19"/>
+              </w:rPr>
+              <w:t xml:space="preserve">⚠️ Common Trap / JEE Pitfall: </w:t>
+            </w:r>
+            <w:r>
+              <w:rPr>
+                <w:color w:val="2D3748"/>
+                <w:sz w:val="19"/>
+              </w:rPr>
+              <w:t>Internal forces (like explosion or spring expansion) cannot change the trajectory of the center of mass.</w:t>
+            </w:r>
+          </w:p>
+        </w:tc>
+      </w:tr>
+    </w:tbl>
+    <w:tbl>
+      <w:tblPr>
+        <w:tblW w:type="auto" w:w="0"/>
+        <w:jc w:val="center"/>
+        <w:tblLook w:firstColumn="1" w:firstRow="1" w:lastColumn="0" w:lastRow="0" w:noHBand="0" w:noVBand="1" w:val="04A0"/>
+      </w:tblPr>
+      <w:tblGrid>
+        <w:gridCol w:w="10080"/>
+      </w:tblGrid>
+      <w:tr>
+        <w:tc>
+          <w:tcPr>
+            <w:tcW w:type="dxa" w:w="10080"/>
+            <w:shd w:fill="F0FFF4"/>
+            <w:tcMar>
+              <w:top w:w="100" w:type="dxa"/>
+              <w:bottom w:w="100" w:type="dxa"/>
+              <w:left w:w="150" w:type="dxa"/>
+              <w:right w:w="150" w:type="dxa"/>
+            </w:tcMar>
+          </w:tcPr>
+          <w:p>
+            <w:r>
+              <w:rPr>
+                <w:b/>
+                <w:color w:val="276749"/>
+                <w:sz w:val="19"/>
+              </w:rPr>
+              <w:t xml:space="preserve">💡 Speed Hack / Trick: </w:t>
+            </w:r>
+            <w:r>
+              <w:rPr>
+                <w:color w:val="2D3748"/>
+                <w:sz w:val="19"/>
+              </w:rPr>
+              <w:t>If a projectile explodes mid-air, the center of mass continues along the original parabolic trajectory until fragments hit the ground.</w:t>
             </w:r>
           </w:p>
         </w:tc>
@@ -488,13 +875,13 @@
           <w:b/>
           <w:sz w:val="18"/>
         </w:rPr>
-        <w:t xml:space="preserve">[2025 Shift] Q#2 (MCQ): </w:t>
+        <w:t xml:space="preserve">[2021 Shift] Q#1 (MCQ): </w:t>
       </w:r>
       <w:r>
         <w:rPr>
           <w:sz w:val="18"/>
         </w:rPr>
-        <w:t xml:space="preserve">"Three particles of mass 1kg,2kg and 3 kg are placed at the vertices A, B and C respectively of an equilateral triangle ABC of side 1 m . T..."  </w:t>
+        <w:t xml:space="preserve">"A ball hits the floor and rebounds after an inelastic collision. In this case..."  </w:t>
       </w:r>
       <w:r>
         <w:rPr>
@@ -515,13 +902,13 @@
           <w:b/>
           <w:sz w:val="18"/>
         </w:rPr>
-        <w:t xml:space="preserve">[2022 Shift] Q#3 (MCQ): </w:t>
+        <w:t xml:space="preserve">[2021 Shift] Q#4 (MCQ): </w:t>
       </w:r>
       <w:r>
         <w:rPr>
           <w:sz w:val="18"/>
         </w:rPr>
-        <w:t xml:space="preserve">"The centre of mass of an extended body on the surface of the earth and its centre of gravity..."  </w:t>
+        <w:t xml:space="preserve">"A 1kg ball moving at 12ms^-1 collides with a 2kg ball moving in opposite direction at 24ms^-1 . If the coefficient of restitutio..."  </w:t>
       </w:r>
       <w:r>
         <w:rPr>
@@ -529,7 +916,7 @@
           <w:color w:val="2B6CB0"/>
           <w:sz w:val="18"/>
         </w:rPr>
-        <w:t>[Ans: C]</w:t>
+        <w:t>[Ans: N/A]</w:t>
       </w:r>
     </w:p>
     <w:p>
@@ -660,6 +1047,127 @@
               <w:t>Solution Analysis:</w:t>
               <w:br/>
               <w:t>I. Final total kinetic energy equals initial II. Linear momentum is always conserved III. During collision kinetic energy gets parthy converted to potential energy ∴ All statements are correct</w:t>
+            </w:r>
+          </w:p>
+        </w:tc>
+      </w:tr>
+    </w:tbl>
+    <w:p>
+      <w:pPr>
+        <w:spacing w:after="120"/>
+      </w:pPr>
+    </w:p>
+    <w:p>
+      <w:pPr>
+        <w:spacing w:before="160" w:after="40"/>
+      </w:pPr>
+      <w:r>
+        <w:rPr>
+          <w:b/>
+          <w:color w:val="1A365D"/>
+          <w:sz w:val="22"/>
+        </w:rPr>
+        <w:t>Benchmark Problem 2: KCET 2025 (Q#2)</w:t>
+      </w:r>
+    </w:p>
+    <w:p>
+      <w:pPr>
+        <w:spacing w:after="80"/>
+      </w:pPr>
+      <w:r>
+        <w:rPr>
+          <w:sz w:val="20"/>
+        </w:rPr>
+        <w:t>Three particles of mass 1kg,2kg and 3 kg are placed at the vertices A, B and C respectively of an equilateral triangle ABC of side 1 m . The centre of mass of the system from vertex A (located at origin) is</w:t>
+      </w:r>
+    </w:p>
+    <w:p>
+      <w:pPr>
+        <w:pStyle w:val="ListBullet"/>
+        <w:spacing w:after="20"/>
+      </w:pPr>
+      <w:r>
+        <w:rPr>
+          <w:sz w:val="19"/>
+        </w:rPr>
+        <w:t>(A) ((7 / 12),\frac3√(3)12)</w:t>
+      </w:r>
+    </w:p>
+    <w:p>
+      <w:pPr>
+        <w:pStyle w:val="ListBullet"/>
+        <w:spacing w:after="20"/>
+      </w:pPr>
+      <w:r>
+        <w:rPr>
+          <w:sz w:val="19"/>
+        </w:rPr>
+        <w:t>(B) ((9 / 12),\frac3√(3)12)</w:t>
+      </w:r>
+    </w:p>
+    <w:p>
+      <w:pPr>
+        <w:pStyle w:val="ListBullet"/>
+        <w:spacing w:after="20"/>
+      </w:pPr>
+      <w:r>
+        <w:rPr>
+          <w:sz w:val="19"/>
+        </w:rPr>
+        <w:t>(C) ((7 / 12),\frac6+3√(3)12)</w:t>
+      </w:r>
+    </w:p>
+    <w:p>
+      <w:pPr>
+        <w:pStyle w:val="ListBullet"/>
+        <w:spacing w:after="20"/>
+      </w:pPr>
+      <w:r>
+        <w:rPr>
+          <w:sz w:val="19"/>
+        </w:rPr>
+        <w:t>(D) (0,0)</w:t>
+      </w:r>
+    </w:p>
+    <w:tbl>
+      <w:tblPr>
+        <w:tblW w:type="auto" w:w="0"/>
+        <w:jc w:val="center"/>
+        <w:tblLook w:firstColumn="1" w:firstRow="1" w:lastColumn="0" w:lastRow="0" w:noHBand="0" w:noVBand="1" w:val="04A0"/>
+      </w:tblPr>
+      <w:tblGrid>
+        <w:gridCol w:w="10080"/>
+      </w:tblGrid>
+      <w:tr>
+        <w:tc>
+          <w:tcPr>
+            <w:tcW w:type="dxa" w:w="10080"/>
+            <w:shd w:fill="F7FAFC"/>
+            <w:tcMar>
+              <w:top w:w="100" w:type="dxa"/>
+              <w:bottom w:w="100" w:type="dxa"/>
+              <w:left w:w="150" w:type="dxa"/>
+              <w:right w:w="150" w:type="dxa"/>
+            </w:tcMar>
+          </w:tcPr>
+          <w:p>
+            <w:r>
+              <w:rPr>
+                <w:b/>
+                <w:color w:val="1A365D"/>
+                <w:sz w:val="19"/>
+              </w:rPr>
+              <w:t>Correct Answer: None</w:t>
+              <w:br/>
+            </w:r>
+            <w:r>
+              <w:rPr>
+                <w:color w:val="2D3748"/>
+                <w:sz w:val="18"/>
+              </w:rPr>
+              <w:t>Solution Analysis:</w:t>
+              <w:br/>
+              <w:t>x_(cm)=(∑ mixi / ∑ mi) =(1 × 0+2 × 1+3 × (1 / 2) / 6)=(7 / 12) y_(cm)=(∑ miyi / ∑ mi)=\frac1 × 0+2 × 0+3 × \frac√(3)26=\frac3√(3)12</w:t>
             </w:r>
           </w:p>
         </w:tc>

--- a/dist/exports/kcet-center-of-mass_revision_notes.docx
+++ b/dist/exports/kcet-center-of-mass_revision_notes.docx
@@ -13,7 +13,7 @@
           <w:color w:val="1A365D"/>
           <w:sz w:val="44"/>
         </w:rPr>
-        <w:t>JEE MAIN REVISION MASTER: CENTER OF MASS AND COLLISION 2026 0 QUESTIONS 0% WEIGHTAGE ↓100%</w:t>
+        <w:t>JEE MAIN REVISION MASTER: CENTER OF MASS AND COLLISION</w:t>
       </w:r>
     </w:p>
     <w:p>
@@ -209,7 +209,7 @@
               <w:rPr>
                 <w:sz w:val="19"/>
               </w:rPr>
-              <w:t>5 PYQs</w:t>
+              <w:t>4 PYQs</w:t>
             </w:r>
           </w:p>
         </w:tc>
@@ -517,7 +517,7 @@
           <w:color w:val="2B6CB0"/>
           <w:sz w:val="24"/>
         </w:rPr>
-        <w:t>3.1 Center of Mass Calculation &amp; Cut-out Sections (Moderate Yield — 5 PYQs)</w:t>
+        <w:t>3.1 Center of Mass Calculation &amp; Cut-out Sections (Moderate Yield — 4 PYQs)</w:t>
       </w:r>
     </w:p>
     <w:p>
@@ -694,13 +694,13 @@
           <w:b/>
           <w:sz w:val="18"/>
         </w:rPr>
-        <w:t xml:space="preserve">[2019 Shift] Q#2 (MCQ): </w:t>
+        <w:t xml:space="preserve">[2019 Shift] Q#3 (MCQ): </w:t>
       </w:r>
       <w:r>
         <w:rPr>
           <w:sz w:val="18"/>
         </w:rPr>
-        <w:t xml:space="preserve">"During inelastic collision between two objects, which of the following quantity always remains conserved?..."  </w:t>
+        <w:t xml:space="preserve">"Two particles which are initially at rest move towards each other under the action of their mutual attraction. If their speeds are v and $..."  </w:t>
       </w:r>
       <w:r>
         <w:rPr>
@@ -708,7 +708,7 @@
           <w:color w:val="2B6CB0"/>
           <w:sz w:val="18"/>
         </w:rPr>
-        <w:t>[Ans: N/A]</w:t>
+        <w:t>[Ans: B]</w:t>
       </w:r>
     </w:p>
     <w:p>

--- a/dist/exports/kcet-center-of-mass_revision_notes.docx
+++ b/dist/exports/kcet-center-of-mass_revision_notes.docx
@@ -164,10 +164,10 @@
             <w:r>
               <w:rPr>
                 <w:b/>
-                <w:color w:val="718096"/>
+                <w:color w:val="2B6CB0"/>
                 <w:sz w:val="19"/>
               </w:rPr>
-              <w:t>Moderate</w:t>
+              <w:t>High</w:t>
             </w:r>
           </w:p>
         </w:tc>
@@ -189,7 +189,7 @@
                 <w:color w:val="2D3748"/>
                 <w:sz w:val="19"/>
               </w:rPr>
-              <w:t>Center of Mass Calculation &amp; Cut-out Sections</w:t>
+              <w:t>Center of Mass of Two-Particle &amp; Continuous Systems</w:t>
             </w:r>
           </w:p>
         </w:tc>
@@ -209,7 +209,7 @@
               <w:rPr>
                 <w:sz w:val="19"/>
               </w:rPr>
-              <w:t>4 PYQs</w:t>
+              <w:t>8 PYQs</w:t>
             </w:r>
           </w:p>
         </w:tc>
@@ -231,93 +231,6 @@
                 <w:sz w:val="19"/>
               </w:rPr>
               <w:t>Center of Mass</w:t>
-            </w:r>
-          </w:p>
-        </w:tc>
-      </w:tr>
-      <w:tr>
-        <w:tc>
-          <w:tcPr>
-            <w:tcW w:type="dxa" w:w="2160"/>
-            <w:shd w:fill="FFFFFF"/>
-            <w:tcMar>
-              <w:top w:w="80" w:type="dxa"/>
-              <w:bottom w:w="80" w:type="dxa"/>
-              <w:left w:w="150" w:type="dxa"/>
-              <w:right w:w="150" w:type="dxa"/>
-            </w:tcMar>
-          </w:tcPr>
-          <w:p>
-            <w:r>
-              <w:rPr>
-                <w:b/>
-                <w:color w:val="718096"/>
-                <w:sz w:val="19"/>
-              </w:rPr>
-              <w:t>Moderate</w:t>
-            </w:r>
-          </w:p>
-        </w:tc>
-        <w:tc>
-          <w:tcPr>
-            <w:tcW w:type="dxa" w:w="4320"/>
-            <w:shd w:fill="FFFFFF"/>
-            <w:tcMar>
-              <w:top w:w="80" w:type="dxa"/>
-              <w:bottom w:w="80" w:type="dxa"/>
-              <w:left w:w="150" w:type="dxa"/>
-              <w:right w:w="150" w:type="dxa"/>
-            </w:tcMar>
-          </w:tcPr>
-          <w:p>
-            <w:r>
-              <w:rPr>
-                <w:b/>
-                <w:color w:val="2D3748"/>
-                <w:sz w:val="19"/>
-              </w:rPr>
-              <w:t>Conservation of Linear Momentum &amp; Explosion</w:t>
-            </w:r>
-          </w:p>
-        </w:tc>
-        <w:tc>
-          <w:tcPr>
-            <w:tcW w:type="dxa" w:w="1728"/>
-            <w:shd w:fill="FFFFFF"/>
-            <w:tcMar>
-              <w:top w:w="80" w:type="dxa"/>
-              <w:bottom w:w="80" w:type="dxa"/>
-              <w:left w:w="150" w:type="dxa"/>
-              <w:right w:w="150" w:type="dxa"/>
-            </w:tcMar>
-          </w:tcPr>
-          <w:p>
-            <w:r>
-              <w:rPr>
-                <w:sz w:val="19"/>
-              </w:rPr>
-              <w:t>4 PYQs</w:t>
-            </w:r>
-          </w:p>
-        </w:tc>
-        <w:tc>
-          <w:tcPr>
-            <w:tcW w:type="dxa" w:w="1872"/>
-            <w:shd w:fill="FFFFFF"/>
-            <w:tcMar>
-              <w:top w:w="80" w:type="dxa"/>
-              <w:bottom w:w="80" w:type="dxa"/>
-              <w:left w:w="150" w:type="dxa"/>
-              <w:right w:w="150" w:type="dxa"/>
-            </w:tcMar>
-          </w:tcPr>
-          <w:p>
-            <w:r>
-              <w:rPr>
-                <w:color w:val="718096"/>
-                <w:sz w:val="19"/>
-              </w:rPr>
-              <w:t>Momentum</w:t>
             </w:r>
           </w:p>
         </w:tc>
@@ -417,7 +330,7 @@
                 <w:color w:val="1A365D"/>
                 <w:sz w:val="19"/>
               </w:rPr>
-              <w:t>Center of Mass Calculation &amp; Cut-out Sections</w:t>
+              <w:t>Center of Mass of Two-Particle &amp; Continuous Systems</w:t>
             </w:r>
           </w:p>
         </w:tc>
@@ -439,53 +352,7 @@
                 <w:color w:val="2D3748"/>
                 <w:sz w:val="19"/>
               </w:rPr>
-              <w:t>\vec{r}_{\text{cm}} = \frac{\Sigma m_i \vec{r}_i}{\Sigma m_i}, \quad \vec{r}_{\text{remaining}} = \frac{M\vec{r}_0 - m\vec{r}_{\text{removed}}}{M - m}</w:t>
-            </w:r>
-          </w:p>
-        </w:tc>
-      </w:tr>
-      <w:tr>
-        <w:tc>
-          <w:tcPr>
-            <w:tcW w:type="dxa" w:w="3600"/>
-            <w:shd w:fill="FFFFFF"/>
-            <w:tcMar>
-              <w:top w:w="100" w:type="dxa"/>
-              <w:bottom w:w="100" w:type="dxa"/>
-              <w:left w:w="150" w:type="dxa"/>
-              <w:right w:w="150" w:type="dxa"/>
-            </w:tcMar>
-          </w:tcPr>
-          <w:p>
-            <w:r>
-              <w:rPr>
-                <w:b/>
-                <w:color w:val="1A365D"/>
-                <w:sz w:val="19"/>
-              </w:rPr>
-              <w:t>Conservation of Linear Momentum &amp; Explosion</w:t>
-            </w:r>
-          </w:p>
-        </w:tc>
-        <w:tc>
-          <w:tcPr>
-            <w:tcW w:type="dxa" w:w="6480"/>
-            <w:shd w:fill="FFFFFF"/>
-            <w:tcMar>
-              <w:top w:w="100" w:type="dxa"/>
-              <w:bottom w:w="100" w:type="dxa"/>
-              <w:left w:w="150" w:type="dxa"/>
-              <w:right w:w="150" w:type="dxa"/>
-            </w:tcMar>
-          </w:tcPr>
-          <w:p>
-            <w:r>
-              <w:rPr>
-                <w:rFonts w:ascii="Cambria Math" w:hAnsi="Cambria Math"/>
-                <w:color w:val="2D3748"/>
-                <w:sz w:val="19"/>
-              </w:rPr>
-              <w:t>\vec{F}_{\text{ext}} = M\vec{a}_{\text{cm}}, \quad \text{If } \vec{F}_{\text{ext}} = 0 \implies \vec{v}_{\text{cm}} = \text{const}, \quad \Sigma m_i \vec{v}_i = \text{const}</w:t>
+              <w:t>X_{cm} = \frac{m_1 x_1 + m_2 x_2}{m_1 + m_2}, \quad r_1 = \frac{m_2}{m_1+m_2} d, \quad r_2 = \frac{m_1}{m_1+m_2} d</w:t>
             </w:r>
           </w:p>
         </w:tc>
@@ -517,7 +384,7 @@
           <w:color w:val="2B6CB0"/>
           <w:sz w:val="24"/>
         </w:rPr>
-        <w:t>3.1 Center of Mass Calculation &amp; Cut-out Sections (Moderate Yield — 4 PYQs)</w:t>
+        <w:t>3.1 Center of Mass of Two-Particle &amp; Continuous Systems (High Yield — 8 PYQs)</w:t>
       </w:r>
     </w:p>
     <w:p>
@@ -532,7 +399,7 @@
         <w:rPr>
           <w:sz w:val="20"/>
         </w:rPr>
-        <w:t>Discrete and continuous center of mass coordinates, and negative mass method for cavity problems.</w:t>
+        <w:t>Position of center of mass R_(cm) = (∑ m_i r_i / ∑ m_i). For a two-particle system, the center of mass divides the line joining them inversely as their masses (m_1 r_1 = m_2 r_2).</w:t>
       </w:r>
     </w:p>
     <w:tbl>
@@ -570,7 +437,7 @@
                 <w:color w:val="2D3748"/>
                 <w:sz w:val="19"/>
               </w:rPr>
-              <w:t>Hemisphere CM is at 3R/8 from center, whereas hemispherical shell CM is at R/2.</w:t>
+              <w:t>Center of mass is closer to the heavier mass, not the geometric center.</w:t>
             </w:r>
           </w:p>
         </w:tc>
@@ -611,215 +478,7 @@
                 <w:color w:val="2D3748"/>
                 <w:sz w:val="19"/>
               </w:rPr>
-              <w:t>Treat a removed cavity as negative mass at the cavity's geometric center: X_(new) = (A_1 x_1 - A_2 x_2 / A_1 - A_2).</w:t>
-            </w:r>
-          </w:p>
-        </w:tc>
-      </w:tr>
-    </w:tbl>
-    <w:p>
-      <w:pPr>
-        <w:spacing w:before="120" w:after="40"/>
-      </w:pPr>
-      <w:r>
-        <w:rPr>
-          <w:b/>
-          <w:color w:val="1A365D"/>
-          <w:sz w:val="19"/>
-        </w:rPr>
-        <w:t>Source PYQs testing this concept:</w:t>
-      </w:r>
-    </w:p>
-    <w:p>
-      <w:pPr>
-        <w:pStyle w:val="ListBullet"/>
-        <w:spacing w:after="40"/>
-      </w:pPr>
-      <w:r>
-        <w:rPr>
-          <w:b/>
-          <w:sz w:val="18"/>
-        </w:rPr>
-        <w:t xml:space="preserve">[2025 Shift] Q#2 (MCQ): </w:t>
-      </w:r>
-      <w:r>
-        <w:rPr>
-          <w:sz w:val="18"/>
-        </w:rPr>
-        <w:t xml:space="preserve">"Three particles of mass 1kg,2kg and 3 kg are placed at the vertices A, B and C respectively of an equilateral triangle ABC of side 1 m . T..."  </w:t>
-      </w:r>
-      <w:r>
-        <w:rPr>
-          <w:b/>
-          <w:color w:val="2B6CB0"/>
-          <w:sz w:val="18"/>
-        </w:rPr>
-        <w:t>[Ans: N/A]</w:t>
-      </w:r>
-    </w:p>
-    <w:p>
-      <w:pPr>
-        <w:pStyle w:val="ListBullet"/>
-        <w:spacing w:after="40"/>
-      </w:pPr>
-      <w:r>
-        <w:rPr>
-          <w:b/>
-          <w:sz w:val="18"/>
-        </w:rPr>
-        <w:t xml:space="preserve">[2022 Shift] Q#3 (MCQ): </w:t>
-      </w:r>
-      <w:r>
-        <w:rPr>
-          <w:sz w:val="18"/>
-        </w:rPr>
-        <w:t xml:space="preserve">"The centre of mass of an extended body on the surface of the earth and its centre of gravity..."  </w:t>
-      </w:r>
-      <w:r>
-        <w:rPr>
-          <w:b/>
-          <w:color w:val="2B6CB0"/>
-          <w:sz w:val="18"/>
-        </w:rPr>
-        <w:t>[Ans: C]</w:t>
-      </w:r>
-    </w:p>
-    <w:p>
-      <w:pPr>
-        <w:pStyle w:val="ListBullet"/>
-        <w:spacing w:after="40"/>
-      </w:pPr>
-      <w:r>
-        <w:rPr>
-          <w:b/>
-          <w:sz w:val="18"/>
-        </w:rPr>
-        <w:t xml:space="preserve">[2019 Shift] Q#3 (MCQ): </w:t>
-      </w:r>
-      <w:r>
-        <w:rPr>
-          <w:sz w:val="18"/>
-        </w:rPr>
-        <w:t xml:space="preserve">"Two particles which are initially at rest move towards each other under the action of their mutual attraction. If their speeds are v and $..."  </w:t>
-      </w:r>
-      <w:r>
-        <w:rPr>
-          <w:b/>
-          <w:color w:val="2B6CB0"/>
-          <w:sz w:val="18"/>
-        </w:rPr>
-        <w:t>[Ans: B]</w:t>
-      </w:r>
-    </w:p>
-    <w:p>
-      <w:pPr>
-        <w:spacing w:after="120"/>
-      </w:pPr>
-    </w:p>
-    <w:p>
-      <w:pPr>
-        <w:pStyle w:val="Heading2"/>
-      </w:pPr>
-      <w:r>
-        <w:rPr>
-          <w:color w:val="2B6CB0"/>
-          <w:sz w:val="24"/>
-        </w:rPr>
-        <w:t>3.2 Conservation of Linear Momentum &amp; Explosion (Moderate Yield — 4 PYQs)</w:t>
-      </w:r>
-    </w:p>
-    <w:p>
-      <w:r>
-        <w:rPr>
-          <w:b/>
-          <w:sz w:val="20"/>
-        </w:rPr>
-        <w:t xml:space="preserve">Core Principle: </w:t>
-      </w:r>
-      <w:r>
-        <w:rPr>
-          <w:sz w:val="20"/>
-        </w:rPr>
-        <w:t>Motion of center of mass under zero net external force and explosive fragmentation trajectories.</w:t>
-      </w:r>
-    </w:p>
-    <w:tbl>
-      <w:tblPr>
-        <w:tblW w:type="auto" w:w="0"/>
-        <w:jc w:val="center"/>
-        <w:tblLook w:firstColumn="1" w:firstRow="1" w:lastColumn="0" w:lastRow="0" w:noHBand="0" w:noVBand="1" w:val="04A0"/>
-      </w:tblPr>
-      <w:tblGrid>
-        <w:gridCol w:w="10080"/>
-      </w:tblGrid>
-      <w:tr>
-        <w:tc>
-          <w:tcPr>
-            <w:tcW w:type="dxa" w:w="10080"/>
-            <w:shd w:fill="FFF5F5"/>
-            <w:tcMar>
-              <w:top w:w="100" w:type="dxa"/>
-              <w:bottom w:w="100" w:type="dxa"/>
-              <w:left w:w="150" w:type="dxa"/>
-              <w:right w:w="150" w:type="dxa"/>
-            </w:tcMar>
-          </w:tcPr>
-          <w:p>
-            <w:r>
-              <w:rPr>
-                <w:b/>
-                <w:color w:val="C53030"/>
-                <w:sz w:val="19"/>
-              </w:rPr>
-              <w:t xml:space="preserve">⚠️ Common Trap / JEE Pitfall: </w:t>
-            </w:r>
-            <w:r>
-              <w:rPr>
-                <w:color w:val="2D3748"/>
-                <w:sz w:val="19"/>
-              </w:rPr>
-              <w:t>Internal forces (like explosion or spring expansion) cannot change the trajectory of the center of mass.</w:t>
-            </w:r>
-          </w:p>
-        </w:tc>
-      </w:tr>
-    </w:tbl>
-    <w:tbl>
-      <w:tblPr>
-        <w:tblW w:type="auto" w:w="0"/>
-        <w:jc w:val="center"/>
-        <w:tblLook w:firstColumn="1" w:firstRow="1" w:lastColumn="0" w:lastRow="0" w:noHBand="0" w:noVBand="1" w:val="04A0"/>
-      </w:tblPr>
-      <w:tblGrid>
-        <w:gridCol w:w="10080"/>
-      </w:tblGrid>
-      <w:tr>
-        <w:tc>
-          <w:tcPr>
-            <w:tcW w:type="dxa" w:w="10080"/>
-            <w:shd w:fill="F0FFF4"/>
-            <w:tcMar>
-              <w:top w:w="100" w:type="dxa"/>
-              <w:bottom w:w="100" w:type="dxa"/>
-              <w:left w:w="150" w:type="dxa"/>
-              <w:right w:w="150" w:type="dxa"/>
-            </w:tcMar>
-          </w:tcPr>
-          <w:p>
-            <w:r>
-              <w:rPr>
-                <w:b/>
-                <w:color w:val="276749"/>
-                <w:sz w:val="19"/>
-              </w:rPr>
-              <w:t xml:space="preserve">💡 Speed Hack / Trick: </w:t>
-            </w:r>
-            <w:r>
-              <w:rPr>
-                <w:color w:val="2D3748"/>
-                <w:sz w:val="19"/>
-              </w:rPr>
-              <w:t>If a projectile explodes mid-air, the center of mass continues along the original parabolic trajectory until fragments hit the ground.</w:t>
+              <w:t>If no external horizontal force acts on a system (F_(ext) = 0), the position of the center of mass remains completely unchanged even if internal parts move!</w:t>
             </w:r>
           </w:p>
         </w:tc>
@@ -875,13 +534,13 @@
           <w:b/>
           <w:sz w:val="18"/>
         </w:rPr>
-        <w:t xml:space="preserve">[2021 Shift] Q#1 (MCQ): </w:t>
+        <w:t xml:space="preserve">[2025 Shift] Q#2 (MCQ): </w:t>
       </w:r>
       <w:r>
         <w:rPr>
           <w:sz w:val="18"/>
         </w:rPr>
-        <w:t xml:space="preserve">"A ball hits the floor and rebounds after an inelastic collision. In this case..."  </w:t>
+        <w:t xml:space="preserve">"Three particles of mass 1kg,2kg and 3 kg are placed at the vertices A, B and C respectively of an equilateral triangle ABC of side 1 m . T..."  </w:t>
       </w:r>
       <w:r>
         <w:rPr>
@@ -902,13 +561,13 @@
           <w:b/>
           <w:sz w:val="18"/>
         </w:rPr>
-        <w:t xml:space="preserve">[2021 Shift] Q#4 (MCQ): </w:t>
+        <w:t xml:space="preserve">[2022 Shift] Q#3 (MCQ): </w:t>
       </w:r>
       <w:r>
         <w:rPr>
           <w:sz w:val="18"/>
         </w:rPr>
-        <w:t xml:space="preserve">"A 1kg ball moving at 12ms^-1 collides with a 2kg ball moving in opposite direction at 24ms^-1 . If the coefficient of restitutio..."  </w:t>
+        <w:t xml:space="preserve">"The centre of mass of an extended body on the surface of the earth and its centre of gravity..."  </w:t>
       </w:r>
       <w:r>
         <w:rPr>
@@ -916,7 +575,7 @@
           <w:color w:val="2B6CB0"/>
           <w:sz w:val="18"/>
         </w:rPr>
-        <w:t>[Ans: N/A]</w:t>
+        <w:t>[Ans: C]</w:t>
       </w:r>
     </w:p>
     <w:p>
@@ -1047,127 +706,6 @@
               <w:t>Solution Analysis:</w:t>
               <w:br/>
               <w:t>I. Final total kinetic energy equals initial II. Linear momentum is always conserved III. During collision kinetic energy gets parthy converted to potential energy ∴ All statements are correct</w:t>
-            </w:r>
-          </w:p>
-        </w:tc>
-      </w:tr>
-    </w:tbl>
-    <w:p>
-      <w:pPr>
-        <w:spacing w:after="120"/>
-      </w:pPr>
-    </w:p>
-    <w:p>
-      <w:pPr>
-        <w:spacing w:before="160" w:after="40"/>
-      </w:pPr>
-      <w:r>
-        <w:rPr>
-          <w:b/>
-          <w:color w:val="1A365D"/>
-          <w:sz w:val="22"/>
-        </w:rPr>
-        <w:t>Benchmark Problem 2: KCET 2025 (Q#2)</w:t>
-      </w:r>
-    </w:p>
-    <w:p>
-      <w:pPr>
-        <w:spacing w:after="80"/>
-      </w:pPr>
-      <w:r>
-        <w:rPr>
-          <w:sz w:val="20"/>
-        </w:rPr>
-        <w:t>Three particles of mass 1kg,2kg and 3 kg are placed at the vertices A, B and C respectively of an equilateral triangle ABC of side 1 m . The centre of mass of the system from vertex A (located at origin) is</w:t>
-      </w:r>
-    </w:p>
-    <w:p>
-      <w:pPr>
-        <w:pStyle w:val="ListBullet"/>
-        <w:spacing w:after="20"/>
-      </w:pPr>
-      <w:r>
-        <w:rPr>
-          <w:sz w:val="19"/>
-        </w:rPr>
-        <w:t>(A) ((7 / 12),\frac3√(3)12)</w:t>
-      </w:r>
-    </w:p>
-    <w:p>
-      <w:pPr>
-        <w:pStyle w:val="ListBullet"/>
-        <w:spacing w:after="20"/>
-      </w:pPr>
-      <w:r>
-        <w:rPr>
-          <w:sz w:val="19"/>
-        </w:rPr>
-        <w:t>(B) ((9 / 12),\frac3√(3)12)</w:t>
-      </w:r>
-    </w:p>
-    <w:p>
-      <w:pPr>
-        <w:pStyle w:val="ListBullet"/>
-        <w:spacing w:after="20"/>
-      </w:pPr>
-      <w:r>
-        <w:rPr>
-          <w:sz w:val="19"/>
-        </w:rPr>
-        <w:t>(C) ((7 / 12),\frac6+3√(3)12)</w:t>
-      </w:r>
-    </w:p>
-    <w:p>
-      <w:pPr>
-        <w:pStyle w:val="ListBullet"/>
-        <w:spacing w:after="20"/>
-      </w:pPr>
-      <w:r>
-        <w:rPr>
-          <w:sz w:val="19"/>
-        </w:rPr>
-        <w:t>(D) (0,0)</w:t>
-      </w:r>
-    </w:p>
-    <w:tbl>
-      <w:tblPr>
-        <w:tblW w:type="auto" w:w="0"/>
-        <w:jc w:val="center"/>
-        <w:tblLook w:firstColumn="1" w:firstRow="1" w:lastColumn="0" w:lastRow="0" w:noHBand="0" w:noVBand="1" w:val="04A0"/>
-      </w:tblPr>
-      <w:tblGrid>
-        <w:gridCol w:w="10080"/>
-      </w:tblGrid>
-      <w:tr>
-        <w:tc>
-          <w:tcPr>
-            <w:tcW w:type="dxa" w:w="10080"/>
-            <w:shd w:fill="F7FAFC"/>
-            <w:tcMar>
-              <w:top w:w="100" w:type="dxa"/>
-              <w:bottom w:w="100" w:type="dxa"/>
-              <w:left w:w="150" w:type="dxa"/>
-              <w:right w:w="150" w:type="dxa"/>
-            </w:tcMar>
-          </w:tcPr>
-          <w:p>
-            <w:r>
-              <w:rPr>
-                <w:b/>
-                <w:color w:val="1A365D"/>
-                <w:sz w:val="19"/>
-              </w:rPr>
-              <w:t>Correct Answer: None</w:t>
-              <w:br/>
-            </w:r>
-            <w:r>
-              <w:rPr>
-                <w:color w:val="2D3748"/>
-                <w:sz w:val="18"/>
-              </w:rPr>
-              <w:t>Solution Analysis:</w:t>
-              <w:br/>
-              <w:t>x_(cm)=(∑ mixi / ∑ mi) =(1 × 0+2 × 1+3 × (1 / 2) / 6)=(7 / 12) y_(cm)=(∑ miyi / ∑ mi)=\frac1 × 0+2 × 0+3 × \frac√(3)26=\frac3√(3)12</w:t>
             </w:r>
           </w:p>
         </w:tc>
